--- a/WebContent/docx/PD-L1报告-兰卫.docx
+++ b/WebContent/docx/PD-L1报告-兰卫.docx
@@ -9,12 +9,12 @@
           <w:szCs w:val="20"/>
         </w:rPr>
       </w:pPr>
-      <w:bookmarkStart w:id="0" w:name="_Toc13806"/>
-      <w:bookmarkStart w:id="1" w:name="_Toc21669"/>
-      <w:bookmarkStart w:id="2" w:name="_Toc3619"/>
+      <w:bookmarkStart w:id="0" w:name="_Toc21669"/>
+      <w:bookmarkStart w:id="1" w:name="_Toc30143_WPSOffice_Level1"/>
+      <w:bookmarkStart w:id="2" w:name="_Toc13806"/>
       <w:bookmarkStart w:id="3" w:name="_Toc24178_WPSOffice_Level1"/>
-      <w:bookmarkStart w:id="4" w:name="_Toc21009_WPSOffice_Level1"/>
-      <w:bookmarkStart w:id="5" w:name="_Toc30143_WPSOffice_Level1"/>
+      <w:bookmarkStart w:id="4" w:name="_Toc3619"/>
+      <w:bookmarkStart w:id="5" w:name="_Toc21009_WPSOffice_Level1"/>
       <w:r>
         <w:rPr>
           <w:rFonts w:hint="eastAsia" w:ascii="仿宋" w:hAnsi="仿宋" w:eastAsia="仿宋" w:cs="仿宋"/>
@@ -73,7 +73,7 @@
         <mc:AlternateContent>
           <mc:Choice Requires="wps">
             <w:drawing>
-              <wp:anchor distT="0" distB="0" distL="114300" distR="114300" simplePos="0" relativeHeight="251673600" behindDoc="0" locked="0" layoutInCell="1" allowOverlap="1">
+              <wp:anchor distT="0" distB="0" distL="114300" distR="114300" simplePos="0" relativeHeight="251671552" behindDoc="0" locked="0" layoutInCell="1" allowOverlap="1">
                 <wp:simplePos x="0" y="0"/>
                 <wp:positionH relativeFrom="column">
                   <wp:posOffset>4776470</wp:posOffset>
@@ -170,7 +170,7 @@
           </mc:Choice>
           <mc:Fallback>
             <w:pict>
-              <v:shape id="_x0000_s1026" o:spid="_x0000_s1026" o:spt="202" type="#_x0000_t202" style="position:absolute;left:0pt;margin-left:376.1pt;margin-top:-5.6pt;height:51.8pt;width:112.75pt;z-index:251673600;mso-width-relative:page;mso-height-relative:page;" filled="f" stroked="f" coordsize="21600,21600" o:gfxdata="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">
+              <v:shape id="_x0000_s1026" o:spid="_x0000_s1026" o:spt="202" type="#_x0000_t202" style="position:absolute;left:0pt;margin-left:376.1pt;margin-top:-5.6pt;height:51.8pt;width:112.75pt;z-index:251671552;mso-width-relative:page;mso-height-relative:page;" filled="f" stroked="f" coordsize="21600,21600" o:gfxdata="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">
                 <v:fill on="f" focussize="0,0"/>
                 <v:stroke on="f" weight="0.5pt"/>
                 <v:imagedata o:title=""/>
@@ -231,7 +231,7 @@
           <w:lang w:val="en-US" w:eastAsia="zh-CN" w:bidi="ar-SA"/>
         </w:rPr>
         <w:drawing>
-          <wp:anchor distT="0" distB="0" distL="0" distR="0" simplePos="0" relativeHeight="251672576" behindDoc="1" locked="0" layoutInCell="1" allowOverlap="1">
+          <wp:anchor distT="0" distB="0" distL="0" distR="0" simplePos="0" relativeHeight="251670528" behindDoc="1" locked="0" layoutInCell="1" allowOverlap="1">
             <wp:simplePos x="0" y="0"/>
             <wp:positionH relativeFrom="column">
               <wp:posOffset>2148205</wp:posOffset>
@@ -416,7 +416,7 @@
         <mc:AlternateContent>
           <mc:Choice Requires="wps">
             <w:drawing>
-              <wp:anchor distT="0" distB="0" distL="114300" distR="114300" simplePos="0" relativeHeight="251671552" behindDoc="0" locked="0" layoutInCell="1" allowOverlap="1">
+              <wp:anchor distT="0" distB="0" distL="114300" distR="114300" simplePos="0" relativeHeight="251669504" behindDoc="0" locked="0" layoutInCell="1" allowOverlap="1">
                 <wp:simplePos x="0" y="0"/>
                 <wp:positionH relativeFrom="column">
                   <wp:posOffset>151130</wp:posOffset>
@@ -523,7 +523,7 @@
           </mc:Choice>
           <mc:Fallback>
             <w:pict>
-              <v:shape id="_x0000_s1026" o:spid="_x0000_s1026" o:spt="202" type="#_x0000_t202" style="position:absolute;left:0pt;margin-left:11.9pt;margin-top:27.3pt;height:168.85pt;width:338.75pt;z-index:251671552;mso-width-relative:page;mso-height-relative:page;" filled="f" stroked="f" coordsize="21600,21600" o:gfxdata="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">
+              <v:shape id="_x0000_s1026" o:spid="_x0000_s1026" o:spt="202" type="#_x0000_t202" style="position:absolute;left:0pt;margin-left:11.9pt;margin-top:27.3pt;height:168.85pt;width:338.75pt;z-index:251669504;mso-width-relative:page;mso-height-relative:page;" filled="f" stroked="f" coordsize="21600,21600" o:gfxdata="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">
                 <v:fill on="f" focussize="0,0"/>
                 <v:stroke on="f" weight="0.5pt"/>
                 <v:imagedata o:title=""/>
@@ -1063,15 +1063,7 @@
               <w:rPr>
                 <w:rFonts w:hint="eastAsia"/>
               </w:rPr>
-              <w:t>{</w:t>
-            </w:r>
-            <w:bookmarkStart w:id="9" w:name="_GoBack"/>
-            <w:bookmarkEnd w:id="9"/>
-            <w:r>
-              <w:rPr>
-                <w:rFonts w:hint="eastAsia"/>
-              </w:rPr>
-              <w:t>{</w:t>
+              <w:t>{{</w:t>
             </w:r>
             <w:r>
               <w:t xml:space="preserve"> </w:t>
@@ -1690,6 +1682,12 @@
             <w:insideH w:val="single" w:color="C5285C" w:sz="4" w:space="0"/>
             <w:insideV w:val="single" w:color="C5285C" w:sz="4" w:space="0"/>
           </w:tblBorders>
+          <w:tblCellMar>
+            <w:top w:w="0" w:type="dxa"/>
+            <w:left w:w="108" w:type="dxa"/>
+            <w:bottom w:w="0" w:type="dxa"/>
+            <w:right w:w="108" w:type="dxa"/>
+          </w:tblCellMar>
         </w:tblPrEx>
         <w:trPr>
           <w:trHeight w:val="388" w:hRule="exact"/>
@@ -3259,6 +3257,7 @@
             <w:insideH w:val="single" w:color="365F91" w:sz="12" w:space="0"/>
             <w:insideV w:val="single" w:color="365F91" w:sz="12" w:space="0"/>
           </w:tblBorders>
+          <w:shd w:val="clear" w:color="auto" w:fill="C5285C"/>
           <w:tblCellMar>
             <w:top w:w="0" w:type="dxa"/>
             <w:left w:w="108" w:type="dxa"/>
@@ -5104,136 +5103,6 @@
       </w:pPr>
       <w:r>
         <w:rPr>
-          <w:sz w:val="22"/>
-        </w:rPr>
-        <mc:AlternateContent>
-          <mc:Choice Requires="wpg">
-            <w:drawing>
-              <wp:anchor distT="0" distB="0" distL="114300" distR="114300" simplePos="0" relativeHeight="251665408" behindDoc="0" locked="0" layoutInCell="1" allowOverlap="1">
-                <wp:simplePos x="0" y="0"/>
-                <wp:positionH relativeFrom="column">
-                  <wp:posOffset>2430145</wp:posOffset>
-                </wp:positionH>
-                <wp:positionV relativeFrom="paragraph">
-                  <wp:posOffset>213995</wp:posOffset>
-                </wp:positionV>
-                <wp:extent cx="1443355" cy="1443355"/>
-                <wp:effectExtent l="0" t="0" r="4445" b="4445"/>
-                <wp:wrapNone/>
-                <wp:docPr id="59" name="组合 59"/>
-                <wp:cNvGraphicFramePr/>
-                <a:graphic xmlns:a="http://schemas.openxmlformats.org/drawingml/2006/main">
-                  <a:graphicData uri="http://schemas.microsoft.com/office/word/2010/wordprocessingGroup">
-                    <wpg:wgp>
-                      <wpg:cNvGrpSpPr/>
-                      <wpg:grpSpPr>
-                        <a:xfrm>
-                          <a:off x="0" y="0"/>
-                          <a:ext cx="1443355" cy="1443355"/>
-                          <a:chOff x="21754" y="18842"/>
-                          <a:chExt cx="2273" cy="2273"/>
-                        </a:xfrm>
-                      </wpg:grpSpPr>
-                      <pic:pic xmlns:pic="http://schemas.openxmlformats.org/drawingml/2006/picture">
-                        <pic:nvPicPr>
-                          <pic:cNvPr id="28" name="图片 25"/>
-                          <pic:cNvPicPr>
-                            <a:picLocks noChangeAspect="1" noChangeArrowheads="1"/>
-                          </pic:cNvPicPr>
-                        </pic:nvPicPr>
-                        <pic:blipFill>
-                          <a:blip r:embed="rId12">
-                            <a:extLst>
-                              <a:ext uri="{28A0092B-C50C-407E-A947-70E740481C1C}">
-                                <a14:useLocalDpi xmlns:a14="http://schemas.microsoft.com/office/drawing/2010/main" val="0"/>
-                              </a:ext>
-                            </a:extLst>
-                          </a:blip>
-                          <a:srcRect/>
-                          <a:stretch>
-                            <a:fillRect/>
-                          </a:stretch>
-                        </pic:blipFill>
-                        <pic:spPr>
-                          <a:xfrm>
-                            <a:off x="21754" y="18842"/>
-                            <a:ext cx="2273" cy="2273"/>
-                          </a:xfrm>
-                          <a:prstGeom prst="rect">
-                            <a:avLst/>
-                          </a:prstGeom>
-                          <a:noFill/>
-                          <a:ln>
-                            <a:noFill/>
-                          </a:ln>
-                        </pic:spPr>
-                      </pic:pic>
-                      <pic:pic xmlns:pic="http://schemas.openxmlformats.org/drawingml/2006/picture">
-                        <pic:nvPicPr>
-                          <pic:cNvPr id="29" name="图片 4" descr="王建丽"/>
-                          <pic:cNvPicPr>
-                            <a:picLocks noChangeAspect="1"/>
-                          </pic:cNvPicPr>
-                        </pic:nvPicPr>
-                        <pic:blipFill>
-                          <a:blip r:embed="rId13">
-                            <a:clrChange>
-                              <a:clrFrom>
-                                <a:srgbClr val="FFFFFF">
-                                  <a:alpha val="100000"/>
-                                </a:srgbClr>
-                              </a:clrFrom>
-                              <a:clrTo>
-                                <a:srgbClr val="FFFFFF">
-                                  <a:alpha val="100000"/>
-                                  <a:alpha val="0"/>
-                                </a:srgbClr>
-                              </a:clrTo>
-                            </a:clrChange>
-                          </a:blip>
-                          <a:stretch>
-                            <a:fillRect/>
-                          </a:stretch>
-                        </pic:blipFill>
-                        <pic:spPr>
-                          <a:xfrm>
-                            <a:off x="22261" y="19395"/>
-                            <a:ext cx="1258" cy="713"/>
-                          </a:xfrm>
-                          <a:prstGeom prst="rect">
-                            <a:avLst/>
-                          </a:prstGeom>
-                        </pic:spPr>
-                      </pic:pic>
-                    </wpg:wgp>
-                  </a:graphicData>
-                </a:graphic>
-              </wp:anchor>
-            </w:drawing>
-          </mc:Choice>
-          <mc:Fallback>
-            <w:pict>
-              <v:group id="_x0000_s1026" o:spid="_x0000_s1026" o:spt="203" style="position:absolute;left:0pt;margin-left:191.35pt;margin-top:16.85pt;height:113.65pt;width:113.65pt;z-index:251665408;mso-width-relative:page;mso-height-relative:page;" coordorigin="21754,18842" coordsize="2273,2273" o:gfxdata="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">
-                <o:lock v:ext="edit" aspectratio="f"/>
-                <v:shape id="图片 25" o:spid="_x0000_s1026" o:spt="75" type="#_x0000_t75" style="position:absolute;left:21754;top:18842;height:2273;width:2273;" filled="f" o:preferrelative="t" stroked="f" coordsize="21600,21600" o:gfxdata="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">
-                  <v:fill on="f" focussize="0,0"/>
-                  <v:stroke on="f"/>
-                  <v:imagedata r:id="rId12" o:title=""/>
-                  <o:lock v:ext="edit" aspectratio="t"/>
-                </v:shape>
-                <v:shape id="图片 4" o:spid="_x0000_s1026" o:spt="75" alt="王建丽" type="#_x0000_t75" style="position:absolute;left:22261;top:19395;height:713;width:1258;" filled="f" o:preferrelative="t" stroked="f" coordsize="21600,21600" o:gfxdata="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">
-                  <v:fill on="f" focussize="0,0"/>
-                  <v:stroke on="f"/>
-                  <v:imagedata r:id="rId13" chromakey="#FFFFFF" o:title=""/>
-                  <o:lock v:ext="edit" aspectratio="t"/>
-                </v:shape>
-              </v:group>
-            </w:pict>
-          </mc:Fallback>
-        </mc:AlternateContent>
-      </w:r>
-      <w:r>
-        <w:rPr>
           <w:rFonts w:hint="default" w:ascii="Times New Roman" w:hAnsi="Times New Roman" w:eastAsia="微软雅黑" w:cs="Times New Roman"/>
           <w:b w:val="0"/>
           <w:bCs w:val="0"/>
@@ -5280,7 +5149,7 @@
           </w:tblCellMar>
         </w:tblPrEx>
         <w:trPr>
-          <w:trHeight w:val="441" w:hRule="exact"/>
+          <w:trHeight w:val="680" w:hRule="exact"/>
         </w:trPr>
         <w:tc>
           <w:tcPr>
@@ -5441,6 +5310,76 @@
                 <w:szCs w:val="24"/>
               </w:rPr>
             </w:pPr>
+            <w:r>
+              <w:rPr>
+                <w:rFonts w:hint="eastAsia" w:ascii="Times New Roman" w:hAnsi="Times New Roman" w:cs="Times New Roman"/>
+                <w:b/>
+                <w:sz w:val="24"/>
+                <w:szCs w:val="24"/>
+              </w:rPr>
+              <w:t>{{"ty_tianjin2"|sign(59,34)}}</w:t>
+            </w:r>
+            <w:r>
+              <w:rPr>
+                <w:sz w:val="22"/>
+              </w:rPr>
+              <w:drawing>
+                <wp:anchor distT="0" distB="0" distL="114300" distR="114300" simplePos="0" relativeHeight="251677696" behindDoc="0" locked="0" layoutInCell="1" allowOverlap="1">
+                  <wp:simplePos x="0" y="0"/>
+                  <wp:positionH relativeFrom="column">
+                    <wp:posOffset>-253365</wp:posOffset>
+                  </wp:positionH>
+                  <wp:positionV relativeFrom="paragraph">
+                    <wp:posOffset>-381000</wp:posOffset>
+                  </wp:positionV>
+                  <wp:extent cx="1443355" cy="1443355"/>
+                  <wp:effectExtent l="0" t="0" r="4445" b="4445"/>
+                  <wp:wrapNone/>
+                  <wp:docPr id="28" name="图片 25"/>
+                  <wp:cNvGraphicFramePr>
+                    <a:graphicFrameLocks xmlns:a="http://schemas.openxmlformats.org/drawingml/2006/main" noChangeAspect="1"/>
+                  </wp:cNvGraphicFramePr>
+                  <a:graphic xmlns:a="http://schemas.openxmlformats.org/drawingml/2006/main">
+                    <a:graphicData uri="http://schemas.openxmlformats.org/drawingml/2006/picture">
+                      <pic:pic xmlns:pic="http://schemas.openxmlformats.org/drawingml/2006/picture">
+                        <pic:nvPicPr>
+                          <pic:cNvPr id="28" name="图片 25"/>
+                          <pic:cNvPicPr>
+                            <a:picLocks noChangeAspect="1" noChangeArrowheads="1"/>
+                          </pic:cNvPicPr>
+                        </pic:nvPicPr>
+                        <pic:blipFill>
+                          <a:blip r:embed="rId12">
+                            <a:extLst>
+                              <a:ext uri="{28A0092B-C50C-407E-A947-70E740481C1C}">
+                                <a14:useLocalDpi xmlns:a14="http://schemas.microsoft.com/office/drawing/2010/main" val="0"/>
+                              </a:ext>
+                            </a:extLst>
+                          </a:blip>
+                          <a:srcRect/>
+                          <a:stretch>
+                            <a:fillRect/>
+                          </a:stretch>
+                        </pic:blipFill>
+                        <pic:spPr>
+                          <a:xfrm>
+                            <a:off x="0" y="0"/>
+                            <a:ext cx="1443355" cy="1443355"/>
+                          </a:xfrm>
+                          <a:prstGeom prst="rect">
+                            <a:avLst/>
+                          </a:prstGeom>
+                          <a:noFill/>
+                          <a:ln>
+                            <a:noFill/>
+                          </a:ln>
+                        </pic:spPr>
+                      </pic:pic>
+                    </a:graphicData>
+                  </a:graphic>
+                </wp:anchor>
+              </w:drawing>
+            </w:r>
           </w:p>
         </w:tc>
       </w:tr>
@@ -5667,7 +5606,7 @@
                     </pic:cNvPicPr>
                   </pic:nvPicPr>
                   <pic:blipFill>
-                    <a:blip r:embed="rId14"/>
+                    <a:blip r:embed="rId13"/>
                     <a:stretch>
                       <a:fillRect/>
                     </a:stretch>
@@ -5724,7 +5663,7 @@
                     </pic:cNvPicPr>
                   </pic:nvPicPr>
                   <pic:blipFill>
-                    <a:blip r:embed="rId15"/>
+                    <a:blip r:embed="rId14"/>
                     <a:stretch>
                       <a:fillRect/>
                     </a:stretch>
@@ -6271,7 +6210,7 @@
         <mc:AlternateContent>
           <mc:Choice Requires="wps">
             <w:drawing>
-              <wp:anchor distT="0" distB="0" distL="114300" distR="114300" simplePos="0" relativeHeight="251669504" behindDoc="0" locked="0" layoutInCell="1" allowOverlap="1">
+              <wp:anchor distT="0" distB="0" distL="114300" distR="114300" simplePos="0" relativeHeight="251668480" behindDoc="0" locked="0" layoutInCell="1" allowOverlap="1">
                 <wp:simplePos x="0" y="0"/>
                 <wp:positionH relativeFrom="column">
                   <wp:posOffset>258445</wp:posOffset>
@@ -6325,7 +6264,7 @@
           </mc:Choice>
           <mc:Fallback>
             <w:pict>
-              <v:line id="_x0000_s1026" o:spid="_x0000_s1026" o:spt="20" style="position:absolute;left:0pt;margin-left:20.35pt;margin-top:630.5pt;height:0pt;width:259.4pt;z-index:251669504;mso-width-relative:page;mso-height-relative:page;" filled="f" stroked="t" coordsize="21600,21600" o:gfxdata="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">
+              <v:line id="_x0000_s1026" o:spid="_x0000_s1026" o:spt="20" style="position:absolute;left:0pt;margin-left:20.35pt;margin-top:630.5pt;height:0pt;width:259.4pt;z-index:251668480;mso-width-relative:page;mso-height-relative:page;" filled="f" stroked="t" coordsize="21600,21600" o:gfxdata="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">
                 <v:fill on="f" focussize="0,0"/>
                 <v:stroke weight="1.25pt" color="#D7005B [3204]" miterlimit="8" joinstyle="miter"/>
                 <v:imagedata o:title=""/>
@@ -6343,7 +6282,7 @@
         <mc:AlternateContent>
           <mc:Choice Requires="wps">
             <w:drawing>
-              <wp:anchor distT="0" distB="0" distL="114300" distR="114300" simplePos="0" relativeHeight="251674624" behindDoc="0" locked="0" layoutInCell="1" allowOverlap="1">
+              <wp:anchor distT="0" distB="0" distL="114300" distR="114300" simplePos="0" relativeHeight="251672576" behindDoc="0" locked="0" layoutInCell="1" allowOverlap="1">
                 <wp:simplePos x="0" y="0"/>
                 <wp:positionH relativeFrom="column">
                   <wp:posOffset>1029335</wp:posOffset>
@@ -6690,7 +6629,7 @@
           </mc:Choice>
           <mc:Fallback>
             <w:pict>
-              <v:shape id="_x0000_s1026" o:spid="_x0000_s1026" o:spt="202" type="#_x0000_t202" style="position:absolute;left:0pt;margin-left:81.05pt;margin-top:650.45pt;height:64.9pt;width:177pt;z-index:251674624;mso-width-relative:page;mso-height-relative:page;" filled="f" stroked="f" coordsize="21600,21600" o:gfxdata="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">
+              <v:shape id="_x0000_s1026" o:spid="_x0000_s1026" o:spt="202" type="#_x0000_t202" style="position:absolute;left:0pt;margin-left:81.05pt;margin-top:650.45pt;height:64.9pt;width:177pt;z-index:251672576;mso-width-relative:page;mso-height-relative:page;" filled="f" stroked="f" coordsize="21600,21600" o:gfxdata="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">
                 <v:fill on="f" focussize="0,0"/>
                 <v:stroke on="f" weight="0.5pt"/>
                 <v:imagedata o:title=""/>
@@ -6997,7 +6936,7 @@
           <w:rFonts w:hint="eastAsia" w:ascii="仿宋" w:hAnsi="仿宋" w:eastAsia="仿宋" w:cs="仿宋"/>
         </w:rPr>
         <w:drawing>
-          <wp:anchor distT="0" distB="0" distL="114300" distR="114300" simplePos="0" relativeHeight="251668480" behindDoc="0" locked="0" layoutInCell="1" allowOverlap="1">
+          <wp:anchor distT="0" distB="0" distL="114300" distR="114300" simplePos="0" relativeHeight="251667456" behindDoc="0" locked="0" layoutInCell="1" allowOverlap="1">
             <wp:simplePos x="0" y="0"/>
             <wp:positionH relativeFrom="column">
               <wp:posOffset>195580</wp:posOffset>
@@ -7022,7 +6961,7 @@
                     </pic:cNvPicPr>
                   </pic:nvPicPr>
                   <pic:blipFill>
-                    <a:blip r:embed="rId16"/>
+                    <a:blip r:embed="rId15"/>
                     <a:stretch>
                       <a:fillRect/>
                     </a:stretch>
@@ -7047,7 +6986,7 @@
           <w:rFonts w:hint="eastAsia" w:ascii="仿宋" w:hAnsi="仿宋" w:eastAsia="仿宋" w:cs="仿宋"/>
         </w:rPr>
         <w:drawing>
-          <wp:anchor distT="0" distB="0" distL="114300" distR="114300" simplePos="0" relativeHeight="251667456" behindDoc="0" locked="0" layoutInCell="1" allowOverlap="1">
+          <wp:anchor distT="0" distB="0" distL="114300" distR="114300" simplePos="0" relativeHeight="251666432" behindDoc="0" locked="0" layoutInCell="1" allowOverlap="1">
             <wp:simplePos x="0" y="0"/>
             <wp:positionH relativeFrom="column">
               <wp:posOffset>132715</wp:posOffset>
@@ -7139,7 +7078,7 @@
       <mc:AlternateContent>
         <mc:Choice Requires="wps">
           <w:drawing>
-            <wp:anchor distT="0" distB="0" distL="114300" distR="114300" simplePos="0" relativeHeight="251676672" behindDoc="0" locked="0" layoutInCell="1" allowOverlap="1">
+            <wp:anchor distT="0" distB="0" distL="114300" distR="114300" simplePos="0" relativeHeight="251674624" behindDoc="0" locked="0" layoutInCell="1" allowOverlap="1">
               <wp:simplePos x="0" y="0"/>
               <wp:positionH relativeFrom="margin">
                 <wp:posOffset>5417820</wp:posOffset>
@@ -7237,7 +7176,7 @@
         </mc:Choice>
         <mc:Fallback>
           <w:pict>
-            <v:shape id="_x0000_s1026" o:spid="_x0000_s1026" o:spt="202" type="#_x0000_t202" style="position:absolute;left:0pt;margin-left:426.6pt;margin-top:-1.95pt;height:17.45pt;width:24.3pt;mso-position-horizontal-relative:margin;z-index:251676672;mso-width-relative:page;mso-height-relative:page;" filled="f" stroked="f" coordsize="21600,21600" o:gfxdata="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">
+            <v:shape id="_x0000_s1026" o:spid="_x0000_s1026" o:spt="202" type="#_x0000_t202" style="position:absolute;left:0pt;margin-left:426.6pt;margin-top:-1.95pt;height:17.45pt;width:24.3pt;mso-position-horizontal-relative:margin;z-index:251674624;mso-width-relative:page;mso-height-relative:page;" filled="f" stroked="f" coordsize="21600,21600" o:gfxdata="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">
               <v:fill on="f" focussize="0,0"/>
               <v:stroke on="f" weight="0.5pt"/>
               <v:imagedata o:title=""/>
@@ -7299,7 +7238,7 @@
       <mc:AlternateContent>
         <mc:Choice Requires="wps">
           <w:drawing>
-            <wp:anchor distT="0" distB="0" distL="114300" distR="114300" simplePos="0" relativeHeight="251675648" behindDoc="0" locked="0" layoutInCell="1" allowOverlap="1">
+            <wp:anchor distT="0" distB="0" distL="114300" distR="114300" simplePos="0" relativeHeight="251673600" behindDoc="0" locked="0" layoutInCell="1" allowOverlap="1">
               <wp:simplePos x="0" y="0"/>
               <wp:positionH relativeFrom="margin">
                 <wp:posOffset>1270</wp:posOffset>
@@ -7353,7 +7292,7 @@
         </mc:Choice>
         <mc:Fallback>
           <w:pict>
-            <v:line id="_x0000_s1026" o:spid="_x0000_s1026" o:spt="20" style="position:absolute;left:0pt;flip:y;margin-left:51.1pt;margin-top:794.4pt;height:0.2pt;width:493.25pt;mso-position-horizontal-relative:page;mso-position-vertical-relative:page;z-index:251675648;mso-width-relative:page;mso-height-relative:page;" filled="f" stroked="t" coordsize="21600,21600" o:gfxdata="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">
+            <v:line id="_x0000_s1026" o:spid="_x0000_s1026" o:spt="20" style="position:absolute;left:0pt;flip:y;margin-left:51.1pt;margin-top:794.3pt;height:0.2pt;width:493.25pt;mso-position-horizontal-relative:page;mso-position-vertical-relative:page;z-index:251673600;mso-width-relative:page;mso-height-relative:page;" filled="f" stroked="t" coordsize="21600,21600" o:gfxdata="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">
               <v:fill on="f" focussize="0,0"/>
               <v:stroke weight="0.5pt" color="#000000 [3213]" miterlimit="8" joinstyle="miter"/>
               <v:imagedata o:title=""/>
@@ -7390,7 +7329,7 @@
       <mc:AlternateContent>
         <mc:Choice Requires="wps">
           <w:drawing>
-            <wp:anchor distT="0" distB="0" distL="114300" distR="114300" simplePos="0" relativeHeight="251678720" behindDoc="0" locked="0" layoutInCell="1" allowOverlap="1">
+            <wp:anchor distT="0" distB="0" distL="114300" distR="114300" simplePos="0" relativeHeight="251676672" behindDoc="0" locked="0" layoutInCell="1" allowOverlap="1">
               <wp:simplePos x="0" y="0"/>
               <wp:positionH relativeFrom="column">
                 <wp:posOffset>-1905</wp:posOffset>
@@ -7444,7 +7383,7 @@
         </mc:Choice>
         <mc:Fallback>
           <w:pict>
-            <v:line id="_x0000_s1026" o:spid="_x0000_s1026" o:spt="20" style="position:absolute;left:0pt;margin-left:-0.15pt;margin-top:5.4pt;height:0.9pt;width:493.8pt;z-index:251678720;mso-width-relative:page;mso-height-relative:page;" filled="f" stroked="t" coordsize="21600,21600" o:gfxdata="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">
+            <v:line id="_x0000_s1026" o:spid="_x0000_s1026" o:spt="20" style="position:absolute;left:0pt;margin-left:-0.15pt;margin-top:5.4pt;height:0.9pt;width:493.8pt;z-index:251676672;mso-width-relative:page;mso-height-relative:page;" filled="f" stroked="t" coordsize="21600,21600" o:gfxdata="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">
               <v:fill on="f" focussize="0,0"/>
               <v:stroke weight="1.5pt" color="#C5285C [3204]" miterlimit="8" joinstyle="miter"/>
               <v:imagedata o:title=""/>
@@ -7461,7 +7400,7 @@
       <mc:AlternateContent>
         <mc:Choice Requires="wps">
           <w:drawing>
-            <wp:anchor distT="0" distB="0" distL="114300" distR="114300" simplePos="0" relativeHeight="251677696" behindDoc="0" locked="0" layoutInCell="1" allowOverlap="1">
+            <wp:anchor distT="0" distB="0" distL="114300" distR="114300" simplePos="0" relativeHeight="251675648" behindDoc="0" locked="0" layoutInCell="1" allowOverlap="1">
               <wp:simplePos x="0" y="0"/>
               <wp:positionH relativeFrom="column">
                 <wp:posOffset>1375410</wp:posOffset>
@@ -7542,7 +7481,7 @@
         </mc:Choice>
         <mc:Fallback>
           <w:pict>
-            <v:shape id="_x0000_s1026" o:spid="_x0000_s1026" o:spt="202" type="#_x0000_t202" style="position:absolute;left:0pt;margin-left:108.3pt;margin-top:-19.55pt;height:25.85pt;width:261.85pt;z-index:251677696;mso-width-relative:page;mso-height-relative:page;" filled="f" stroked="f" coordsize="21600,21600" o:gfxdata="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">
+            <v:shape id="_x0000_s1026" o:spid="_x0000_s1026" o:spt="202" type="#_x0000_t202" style="position:absolute;left:0pt;margin-left:108.3pt;margin-top:-19.55pt;height:25.85pt;width:261.85pt;z-index:251675648;mso-width-relative:page;mso-height-relative:page;" filled="f" stroked="f" coordsize="21600,21600" o:gfxdata="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">
               <v:fill on="f" focussize="0,0"/>
               <v:stroke on="f" weight="0.5pt"/>
               <v:imagedata o:title=""/>
@@ -7599,7 +7538,7 @@
       <mc:AlternateContent>
         <mc:Choice Requires="wps">
           <w:drawing>
-            <wp:anchor distT="0" distB="0" distL="114300" distR="114300" simplePos="0" relativeHeight="251670528" behindDoc="0" locked="0" layoutInCell="1" allowOverlap="1">
+            <wp:anchor distT="0" distB="0" distL="114300" distR="114300" simplePos="0" relativeHeight="251668480" behindDoc="0" locked="0" layoutInCell="1" allowOverlap="1">
               <wp:simplePos x="0" y="0"/>
               <wp:positionH relativeFrom="column">
                 <wp:posOffset>-1270</wp:posOffset>
@@ -7653,7 +7592,7 @@
         </mc:Choice>
         <mc:Fallback>
           <w:pict>
-            <v:line id="_x0000_s1026" o:spid="_x0000_s1026" o:spt="20" style="position:absolute;left:0pt;margin-left:-0.1pt;margin-top:27.95pt;height:0pt;width:493.8pt;z-index:251670528;mso-width-relative:page;mso-height-relative:page;" filled="f" stroked="t" coordsize="21600,21600" o:gfxdata="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">
+            <v:line id="_x0000_s1026" o:spid="_x0000_s1026" o:spt="20" style="position:absolute;left:0pt;margin-left:-0.1pt;margin-top:27.95pt;height:0pt;width:493.8pt;z-index:251668480;mso-width-relative:page;mso-height-relative:page;" filled="f" stroked="t" coordsize="21600,21600" o:gfxdata="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">
               <v:fill on="f" focussize="0,0"/>
               <v:stroke weight="1.5pt" color="#C5285C [3204]" miterlimit="8" joinstyle="miter"/>
               <v:imagedata o:title=""/>
@@ -7670,7 +7609,7 @@
       <mc:AlternateContent>
         <mc:Choice Requires="wps">
           <w:drawing>
-            <wp:anchor distT="0" distB="0" distL="114300" distR="114300" simplePos="0" relativeHeight="251666432" behindDoc="0" locked="0" layoutInCell="1" allowOverlap="1">
+            <wp:anchor distT="0" distB="0" distL="114300" distR="114300" simplePos="0" relativeHeight="251665408" behindDoc="0" locked="0" layoutInCell="1" allowOverlap="1">
               <wp:simplePos x="0" y="0"/>
               <wp:positionH relativeFrom="column">
                 <wp:posOffset>1578610</wp:posOffset>
@@ -7751,7 +7690,7 @@
         </mc:Choice>
         <mc:Fallback>
           <w:pict>
-            <v:shape id="_x0000_s1026" o:spid="_x0000_s1026" o:spt="202" type="#_x0000_t202" style="position:absolute;left:0pt;margin-left:124.3pt;margin-top:4.6pt;height:25.85pt;width:261.85pt;z-index:251666432;mso-width-relative:page;mso-height-relative:page;" filled="f" stroked="f" coordsize="21600,21600" o:gfxdata="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">
+            <v:shape id="_x0000_s1026" o:spid="_x0000_s1026" o:spt="202" type="#_x0000_t202" style="position:absolute;left:0pt;margin-left:124.3pt;margin-top:4.6pt;height:25.85pt;width:261.85pt;z-index:251665408;mso-width-relative:page;mso-height-relative:page;" filled="f" stroked="f" coordsize="21600,21600" o:gfxdata="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">
               <v:fill on="f" focussize="0,0"/>
               <v:stroke on="f" weight="0.5pt"/>
               <v:imagedata o:title=""/>
